--- a/backend/data/golden_dataset/cv_02_reza_pratama.docx
+++ b/backend/data/golden_dataset/cv_02_reza_pratama.docx
@@ -69,7 +69,7 @@
     </w:p>
     <w:p>
       <w:r>
-        <w:t xml:space="preserve">   - Led architecture design of distributed microservices serving 1 million monthly active users.</w:t>
+        <w:t xml:space="preserve">   - Led architecture design of distributed microservices serving 1000000 users.</w:t>
       </w:r>
     </w:p>
     <w:p>
